--- a/设计文档.docx
+++ b/设计文档.docx
@@ -594,6 +594,7 @@
     <w:p>
       <w:pPr>
         <w:numPr>
+          <w:ilvl w:val="0"/>
           <w:numId w:val="0"/>
         </w:numPr>
         <w:bidi w:val="0"/>
@@ -602,29 +603,88 @@
           <w:lang w:val="en-US" w:eastAsia="zh-CN"/>
         </w:rPr>
       </w:pPr>
+      <w:r>
+        <w:rPr>
+          <w:rFonts w:hint="eastAsia"/>
+          <w:lang w:val="en-US" w:eastAsia="zh-CN"/>
+        </w:rPr>
+        <w:t>对于问题a，比如我们还是用这个A走到X作为例子 ， 那么在A走到X之前，A都是不需要与B进行同步的。 因为你可以想象，客户端A 和服务器B 其实中间差的就是一个网络传输时间吧， 那么你在路程中再怎么同步 ， 客户端A拿到的也只是先前服务器B的某个状态。所以，我们只需要在下一个状态变化的时候进行同步就行了。</w:t>
+      </w:r>
     </w:p>
     <w:p>
       <w:pPr>
         <w:numPr>
+          <w:ilvl w:val="0"/>
           <w:numId w:val="0"/>
         </w:numPr>
         <w:bidi w:val="0"/>
-        <w:rPr>
-          <w:rFonts w:hint="eastAsia"/>
-          <w:lang w:val="en-US" w:eastAsia="zh-CN"/>
-        </w:rPr>
-      </w:pPr>
-      <w:r>
-        <w:rPr>
-          <w:rFonts w:hint="eastAsia"/>
-          <w:lang w:val="en-US" w:eastAsia="zh-CN"/>
-        </w:rPr>
-        <w:t>对于问题a，比如我们还是用这个A走到X作为例子 ， 那么在A走到X之前，A都是不需要与B进行同步的。 因为你可以想象，客户端A 和服务器B 其实中间差的就是一个网络传输时间吧， 那么你在路程中再怎么同步 ， 客户端A拿到的也只是先前服务器B的某个状态。所以，我们只需要在下一个状态变化的时候进行同步就行了。</w:t>
+        <w:jc w:val="center"/>
+      </w:pPr>
+      <w:r>
+        <w:drawing>
+          <wp:inline distT="0" distB="0" distL="114300" distR="114300">
+            <wp:extent cx="3004185" cy="1905635"/>
+            <wp:effectExtent l="0" t="0" r="5715" b="12065"/>
+            <wp:docPr id="3" name="图片 1"/>
+            <wp:cNvGraphicFramePr>
+              <a:graphicFrameLocks xmlns:a="http://schemas.openxmlformats.org/drawingml/2006/main" noChangeAspect="1"/>
+            </wp:cNvGraphicFramePr>
+            <a:graphic xmlns:a="http://schemas.openxmlformats.org/drawingml/2006/main">
+              <a:graphicData uri="http://schemas.openxmlformats.org/drawingml/2006/picture">
+                <pic:pic xmlns:pic="http://schemas.openxmlformats.org/drawingml/2006/picture">
+                  <pic:nvPicPr>
+                    <pic:cNvPr id="3" name="图片 1"/>
+                    <pic:cNvPicPr>
+                      <a:picLocks noChangeAspect="1"/>
+                    </pic:cNvPicPr>
+                  </pic:nvPicPr>
+                  <pic:blipFill>
+                    <a:blip r:embed="rId8"/>
+                    <a:stretch>
+                      <a:fillRect/>
+                    </a:stretch>
+                  </pic:blipFill>
+                  <pic:spPr>
+                    <a:xfrm>
+                      <a:off x="0" y="0"/>
+                      <a:ext cx="3004185" cy="1905635"/>
+                    </a:xfrm>
+                    <a:prstGeom prst="rect">
+                      <a:avLst/>
+                    </a:prstGeom>
+                    <a:noFill/>
+                    <a:ln>
+                      <a:noFill/>
+                    </a:ln>
+                  </pic:spPr>
+                </pic:pic>
+              </a:graphicData>
+            </a:graphic>
+          </wp:inline>
+        </w:drawing>
+      </w:r>
+    </w:p>
+    <w:p>
+      <w:pPr>
+        <w:pStyle w:val="21"/>
+        <w:bidi w:val="0"/>
+        <w:rPr>
+          <w:rFonts w:hint="default"/>
+          <w:lang w:val="en-US" w:eastAsia="zh-CN"/>
+        </w:rPr>
+      </w:pPr>
+      <w:r>
+        <w:rPr>
+          <w:rFonts w:hint="eastAsia"/>
+          <w:lang w:val="en-US" w:eastAsia="zh-CN"/>
+        </w:rPr>
+        <w:t>图1.3.3 网络延迟的影响</w:t>
       </w:r>
     </w:p>
     <w:p>
       <w:pPr>
         <w:numPr>
+          <w:ilvl w:val="0"/>
           <w:numId w:val="0"/>
         </w:numPr>
         <w:bidi w:val="0"/>
@@ -644,6 +704,7 @@
     <w:p>
       <w:pPr>
         <w:numPr>
+          <w:ilvl w:val="0"/>
           <w:numId w:val="0"/>
         </w:numPr>
         <w:bidi w:val="0"/>
@@ -683,6 +744,7 @@
     <w:p>
       <w:pPr>
         <w:numPr>
+          <w:ilvl w:val="0"/>
           <w:numId w:val="0"/>
         </w:numPr>
         <w:bidi w:val="0"/>
@@ -702,6 +764,7 @@
     <w:p>
       <w:pPr>
         <w:numPr>
+          <w:ilvl w:val="0"/>
           <w:numId w:val="0"/>
         </w:numPr>
         <w:bidi w:val="0"/>
@@ -721,6 +784,7 @@
     <w:p>
       <w:pPr>
         <w:numPr>
+          <w:ilvl w:val="0"/>
           <w:numId w:val="0"/>
         </w:numPr>
         <w:bidi w:val="0"/>
@@ -740,6 +804,7 @@
     <w:p>
       <w:pPr>
         <w:numPr>
+          <w:ilvl w:val="0"/>
           <w:numId w:val="0"/>
         </w:numPr>
         <w:bidi w:val="0"/>
@@ -801,6 +866,7 @@
     <w:p>
       <w:pPr>
         <w:numPr>
+          <w:ilvl w:val="0"/>
           <w:numId w:val="0"/>
         </w:numPr>
         <w:bidi w:val="0"/>
@@ -869,6 +935,7 @@
     <w:p>
       <w:pPr>
         <w:numPr>
+          <w:ilvl w:val="0"/>
           <w:numId w:val="0"/>
         </w:numPr>
         <w:bidi w:val="0"/>
@@ -922,7 +989,422 @@
     </w:p>
     <w:p>
       <w:pPr>
+        <w:pStyle w:val="29"/>
+        <w:bidi w:val="0"/>
+        <w:rPr>
+          <w:rFonts w:hint="default"/>
+          <w:lang w:val="en-US" w:eastAsia="zh-CN"/>
+        </w:rPr>
+      </w:pPr>
+    </w:p>
+    <w:p>
+      <w:pPr>
+        <w:pStyle w:val="29"/>
+        <w:bidi w:val="0"/>
+        <w:rPr>
+          <w:rFonts w:hint="eastAsia"/>
+          <w:lang w:val="en-US" w:eastAsia="zh-CN"/>
+        </w:rPr>
+      </w:pPr>
+      <w:r>
+        <w:rPr>
+          <w:rFonts w:hint="eastAsia"/>
+          <w:lang w:val="en-US" w:eastAsia="zh-CN"/>
+        </w:rPr>
+        <w:t>1.3.3 实现状态同步</w:t>
+      </w:r>
+    </w:p>
+    <w:p>
+      <w:pPr>
+        <w:bidi w:val="0"/>
+        <w:ind w:firstLine="420" w:firstLineChars="0"/>
+        <w:rPr>
+          <w:rFonts w:hint="eastAsia"/>
+          <w:lang w:val="en-US" w:eastAsia="zh-CN"/>
+        </w:rPr>
+      </w:pPr>
+      <w:r>
+        <w:rPr>
+          <w:rFonts w:hint="eastAsia"/>
+          <w:lang w:val="en-US" w:eastAsia="zh-CN"/>
+        </w:rPr>
+        <w:t>在上述的阐述中，我们提到了客户端走客户端的，服务器走服务器的，这其实是客户端预测的做法，如果我们不做预测，单纯接受服务器的确认再去播放动画的话，那么这个延迟可能是不能忍受的。</w:t>
+      </w:r>
+    </w:p>
+    <w:p>
+      <w:pPr>
+        <w:bidi w:val="0"/>
+        <w:ind w:firstLine="420" w:firstLineChars="0"/>
+      </w:pPr>
+      <w:r>
+        <w:drawing>
+          <wp:inline distT="0" distB="0" distL="114300" distR="114300">
+            <wp:extent cx="5269230" cy="2714625"/>
+            <wp:effectExtent l="0" t="0" r="1270" b="3175"/>
+            <wp:docPr id="4" name="图片 2"/>
+            <wp:cNvGraphicFramePr>
+              <a:graphicFrameLocks xmlns:a="http://schemas.openxmlformats.org/drawingml/2006/main" noChangeAspect="1"/>
+            </wp:cNvGraphicFramePr>
+            <a:graphic xmlns:a="http://schemas.openxmlformats.org/drawingml/2006/main">
+              <a:graphicData uri="http://schemas.openxmlformats.org/drawingml/2006/picture">
+                <pic:pic xmlns:pic="http://schemas.openxmlformats.org/drawingml/2006/picture">
+                  <pic:nvPicPr>
+                    <pic:cNvPr id="4" name="图片 2"/>
+                    <pic:cNvPicPr>
+                      <a:picLocks noChangeAspect="1"/>
+                    </pic:cNvPicPr>
+                  </pic:nvPicPr>
+                  <pic:blipFill>
+                    <a:blip r:embed="rId9"/>
+                    <a:stretch>
+                      <a:fillRect/>
+                    </a:stretch>
+                  </pic:blipFill>
+                  <pic:spPr>
+                    <a:xfrm>
+                      <a:off x="0" y="0"/>
+                      <a:ext cx="5269230" cy="2714625"/>
+                    </a:xfrm>
+                    <a:prstGeom prst="rect">
+                      <a:avLst/>
+                    </a:prstGeom>
+                    <a:noFill/>
+                    <a:ln>
+                      <a:noFill/>
+                    </a:ln>
+                  </pic:spPr>
+                </pic:pic>
+              </a:graphicData>
+            </a:graphic>
+          </wp:inline>
+        </w:drawing>
+      </w:r>
+    </w:p>
+    <w:p>
+      <w:pPr>
+        <w:pStyle w:val="21"/>
+        <w:bidi w:val="0"/>
+        <w:rPr>
+          <w:rFonts w:hint="eastAsia"/>
+          <w:lang w:val="en-US" w:eastAsia="zh-CN"/>
+        </w:rPr>
+      </w:pPr>
+      <w:r>
+        <w:rPr>
+          <w:rFonts w:hint="eastAsia"/>
+          <w:lang w:val="en-US" w:eastAsia="zh-CN"/>
+        </w:rPr>
+        <w:t>图1.3.4 朴素实现延迟</w:t>
+      </w:r>
+    </w:p>
+    <w:p>
+      <w:pPr>
+        <w:bidi w:val="0"/>
+        <w:ind w:firstLine="420" w:firstLineChars="0"/>
+        <w:rPr>
+          <w:rFonts w:hint="default"/>
+          <w:lang w:val="en-US" w:eastAsia="zh-CN"/>
+        </w:rPr>
+      </w:pPr>
+      <w:r>
+        <w:rPr>
+          <w:rFonts w:hint="default"/>
+          <w:lang w:val="en-US" w:eastAsia="zh-CN"/>
+        </w:rPr>
+        <w:t>由于世界是确定性的，我们可以假设发送给服务器的输入会被成功执行。在此假设下，客户端可以预测输入处理后游戏世界的状态，大多数情况下这是正确的。</w:t>
+      </w:r>
+    </w:p>
+    <w:p>
+      <w:pPr>
+        <w:bidi w:val="0"/>
+        <w:ind w:firstLine="420" w:firstLineChars="0"/>
+        <w:rPr>
+          <w:rFonts w:hint="eastAsia"/>
+          <w:lang w:val="en-US" w:eastAsia="zh-CN"/>
+        </w:rPr>
+      </w:pPr>
+      <w:r>
+        <w:rPr>
+          <w:rFonts w:hint="eastAsia"/>
+          <w:lang w:val="en-US" w:eastAsia="zh-CN"/>
+        </w:rPr>
+        <w:t>如果你距离服务器的时间延迟很高呢，比如t=250ms（一个来回），假设我在t=0ms和t=100ms,分别进行两次右移，用目前的技术，会出现这种情况:</w:t>
+      </w:r>
+    </w:p>
+    <w:p>
+      <w:pPr>
+        <w:bidi w:val="0"/>
+        <w:ind w:firstLine="420" w:firstLineChars="0"/>
+        <w:jc w:val="center"/>
+      </w:pPr>
+      <w:r>
+        <w:drawing>
+          <wp:inline distT="0" distB="0" distL="114300" distR="114300">
+            <wp:extent cx="3671570" cy="3681730"/>
+            <wp:effectExtent l="0" t="0" r="11430" b="1270"/>
+            <wp:docPr id="5" name="图片 3"/>
+            <wp:cNvGraphicFramePr>
+              <a:graphicFrameLocks xmlns:a="http://schemas.openxmlformats.org/drawingml/2006/main" noChangeAspect="1"/>
+            </wp:cNvGraphicFramePr>
+            <a:graphic xmlns:a="http://schemas.openxmlformats.org/drawingml/2006/main">
+              <a:graphicData uri="http://schemas.openxmlformats.org/drawingml/2006/picture">
+                <pic:pic xmlns:pic="http://schemas.openxmlformats.org/drawingml/2006/picture">
+                  <pic:nvPicPr>
+                    <pic:cNvPr id="5" name="图片 3"/>
+                    <pic:cNvPicPr>
+                      <a:picLocks noChangeAspect="1"/>
+                    </pic:cNvPicPr>
+                  </pic:nvPicPr>
+                  <pic:blipFill>
+                    <a:blip r:embed="rId10"/>
+                    <a:stretch>
+                      <a:fillRect/>
+                    </a:stretch>
+                  </pic:blipFill>
+                  <pic:spPr>
+                    <a:xfrm>
+                      <a:off x="0" y="0"/>
+                      <a:ext cx="3671570" cy="3681730"/>
+                    </a:xfrm>
+                    <a:prstGeom prst="rect">
+                      <a:avLst/>
+                    </a:prstGeom>
+                    <a:noFill/>
+                    <a:ln>
+                      <a:noFill/>
+                    </a:ln>
+                  </pic:spPr>
+                </pic:pic>
+              </a:graphicData>
+            </a:graphic>
+          </wp:inline>
+        </w:drawing>
+      </w:r>
+    </w:p>
+    <w:p>
+      <w:pPr>
+        <w:pStyle w:val="21"/>
+        <w:bidi w:val="0"/>
+        <w:rPr>
+          <w:rFonts w:hint="eastAsia"/>
+          <w:lang w:val="en-US" w:eastAsia="zh-CN"/>
+        </w:rPr>
+      </w:pPr>
+      <w:r>
+        <w:rPr>
+          <w:rFonts w:hint="eastAsia"/>
+          <w:lang w:val="en-US" w:eastAsia="zh-CN"/>
+        </w:rPr>
+        <w:t>图1.3.5 p(11,10)强行回调</w:t>
+      </w:r>
+    </w:p>
+    <w:p>
+      <w:pPr>
+        <w:bidi w:val="0"/>
+        <w:ind w:firstLine="420" w:firstLineChars="0"/>
+        <w:rPr>
+          <w:rFonts w:hint="default"/>
+          <w:lang w:val="en-US" w:eastAsia="zh-CN"/>
+        </w:rPr>
+      </w:pPr>
+      <w:r>
+        <w:rPr>
+          <w:rFonts w:hint="default"/>
+          <w:lang w:val="en-US" w:eastAsia="zh-CN"/>
+        </w:rPr>
+        <w:t>在t = 250</w:t>
+      </w:r>
+      <w:r>
+        <w:rPr>
+          <w:rFonts w:hint="eastAsia"/>
+          <w:lang w:val="en-US" w:eastAsia="zh-CN"/>
+        </w:rPr>
+        <w:t>ms</w:t>
+      </w:r>
+      <w:r>
+        <w:rPr>
+          <w:rFonts w:hint="default"/>
+          <w:lang w:val="en-US" w:eastAsia="zh-CN"/>
+        </w:rPr>
+        <w:t>时，我们遇到了一个有趣的问题，当时新的游戏状态出现了。客户端预测状态是 x = 12，但服务器显示新的游戏状态是 x = 11。由于服务器是权威的，客户端必须将字符移回 x = 11。但随后，新的服务器状态出现在 t = 350，表示 x = 12，于是角色再次跳跃，这次是向前。</w:t>
+      </w:r>
+    </w:p>
+    <w:p>
+      <w:pPr>
+        <w:pStyle w:val="29"/>
+        <w:bidi w:val="0"/>
+        <w:rPr>
+          <w:rFonts w:hint="eastAsia"/>
+          <w:lang w:val="en-US" w:eastAsia="zh-CN"/>
+        </w:rPr>
+      </w:pPr>
+      <w:r>
+        <w:rPr>
+          <w:rFonts w:hint="eastAsia"/>
+          <w:lang w:val="en-US" w:eastAsia="zh-CN"/>
+        </w:rPr>
+        <w:t>1.3.4服务器对账</w:t>
+      </w:r>
+    </w:p>
+    <w:p>
+      <w:pPr>
+        <w:bidi w:val="0"/>
+        <w:rPr>
+          <w:rFonts w:hint="default"/>
+          <w:lang w:val="en-US" w:eastAsia="zh-CN"/>
+        </w:rPr>
+      </w:pPr>
+      <w:r>
+        <w:rPr>
+          <w:rFonts w:hint="eastAsia"/>
+          <w:lang w:val="en-US" w:eastAsia="zh-CN"/>
+        </w:rPr>
+        <w:tab/>
+        <w:t>解决的方法就是给我们每一个请求添加一个序列号，这里和计算机网络里的tcp协议有点像。</w:t>
+      </w:r>
+    </w:p>
+    <w:p>
+      <w:pPr>
+        <w:bidi w:val="0"/>
+        <w:ind w:firstLine="420" w:firstLineChars="0"/>
+        <w:jc w:val="center"/>
+      </w:pPr>
+      <w:r>
+        <w:drawing>
+          <wp:inline distT="0" distB="0" distL="114300" distR="114300">
+            <wp:extent cx="4780915" cy="4189730"/>
+            <wp:effectExtent l="0" t="0" r="6985" b="1270"/>
+            <wp:docPr id="6" name="图片 4"/>
+            <wp:cNvGraphicFramePr>
+              <a:graphicFrameLocks xmlns:a="http://schemas.openxmlformats.org/drawingml/2006/main" noChangeAspect="1"/>
+            </wp:cNvGraphicFramePr>
+            <a:graphic xmlns:a="http://schemas.openxmlformats.org/drawingml/2006/main">
+              <a:graphicData uri="http://schemas.openxmlformats.org/drawingml/2006/picture">
+                <pic:pic xmlns:pic="http://schemas.openxmlformats.org/drawingml/2006/picture">
+                  <pic:nvPicPr>
+                    <pic:cNvPr id="6" name="图片 4"/>
+                    <pic:cNvPicPr>
+                      <a:picLocks noChangeAspect="1"/>
+                    </pic:cNvPicPr>
+                  </pic:nvPicPr>
+                  <pic:blipFill>
+                    <a:blip r:embed="rId11"/>
+                    <a:stretch>
+                      <a:fillRect/>
+                    </a:stretch>
+                  </pic:blipFill>
+                  <pic:spPr>
+                    <a:xfrm>
+                      <a:off x="0" y="0"/>
+                      <a:ext cx="4780915" cy="4189730"/>
+                    </a:xfrm>
+                    <a:prstGeom prst="rect">
+                      <a:avLst/>
+                    </a:prstGeom>
+                    <a:noFill/>
+                    <a:ln>
+                      <a:noFill/>
+                    </a:ln>
+                  </pic:spPr>
+                </pic:pic>
+              </a:graphicData>
+            </a:graphic>
+          </wp:inline>
+        </w:drawing>
+      </w:r>
+    </w:p>
+    <w:p>
+      <w:pPr>
+        <w:pStyle w:val="21"/>
+        <w:bidi w:val="0"/>
+        <w:rPr>
+          <w:rFonts w:hint="eastAsia"/>
+          <w:lang w:val="en-US" w:eastAsia="zh-CN"/>
+        </w:rPr>
+      </w:pPr>
+      <w:r>
+        <w:rPr>
+          <w:rFonts w:hint="eastAsia"/>
+          <w:lang w:val="en-US" w:eastAsia="zh-CN"/>
+        </w:rPr>
+        <w:t>图1.3.6 服务器对账不再回调</w:t>
+      </w:r>
+    </w:p>
+    <w:p>
+      <w:pPr>
+        <w:bidi w:val="0"/>
+        <w:rPr>
+          <w:rFonts w:hint="default"/>
+          <w:lang w:val="en-US" w:eastAsia="zh-CN"/>
+        </w:rPr>
+      </w:pPr>
+      <w:r>
+        <w:rPr>
+          <w:rFonts w:hint="default"/>
+          <w:lang w:val="en-US" w:eastAsia="zh-CN"/>
+        </w:rPr>
+        <w:t>现在，在 t = 250</w:t>
+      </w:r>
+      <w:r>
+        <w:rPr>
+          <w:rFonts w:hint="eastAsia"/>
+          <w:lang w:val="en-US" w:eastAsia="zh-CN"/>
+        </w:rPr>
+        <w:t>ms</w:t>
+      </w:r>
+      <w:r>
+        <w:rPr>
+          <w:rFonts w:hint="default"/>
+          <w:lang w:val="en-US" w:eastAsia="zh-CN"/>
+        </w:rPr>
+        <w:t> 时，服务器会说“根据我看到的，直到你的请求 #1，你的位置是 x = 11”。由于服务器具有权威性，它将字符位置设置为 x = 11。现在假设客户端保留了它发送给服务器的请求副本。根据新的游戏状态，它知道服务器已经处理了请求#1，因此可以丢弃该副本。但它也知道服务器仍然需要回传处理请求#2的结果。所以再次应用客户端预测，客户端可以根据服务器最后发送的权威状态以及服务器尚未处理的输入，计算出游戏的“当前”状态。</w:t>
+      </w:r>
+    </w:p>
+    <w:p>
+      <w:pPr>
+        <w:bidi w:val="0"/>
+        <w:rPr>
+          <w:rFonts w:hint="default"/>
+          <w:lang w:val="en-US" w:eastAsia="zh-CN"/>
+        </w:rPr>
+      </w:pPr>
+      <w:r>
+        <w:rPr>
+          <w:rFonts w:hint="default"/>
+          <w:lang w:val="en-US" w:eastAsia="zh-CN"/>
+        </w:rPr>
+        <w:t>因此，当 t = 250 时，客户端得到“x = 11，最后处理请求 = #1”。它会丢弃发送到#1的副本——但保留了服务器未确认的#2副本。它会根据服务器发送的信息更新内部游戏状态，x = 11，然后应用服务器尚未看到的所有输入——在此例中，输入#2，“向右移动”。最终结果是 x = 12，这没错。</w:t>
+      </w:r>
+    </w:p>
+    <w:p>
+      <w:pPr>
+        <w:bidi w:val="0"/>
+        <w:rPr>
+          <w:rFonts w:hint="default"/>
+          <w:lang w:val="en-US" w:eastAsia="zh-CN"/>
+        </w:rPr>
+      </w:pPr>
+      <w:r>
+        <w:rPr>
+          <w:rFonts w:hint="default"/>
+          <w:lang w:val="en-US" w:eastAsia="zh-CN"/>
+        </w:rPr>
+        <w:t>继续我们的例子，在 t = 350 时，服务器端会到达一个新的游戏状态;这次它显示“x = 12，最后处理请求 = #2”。此时，客户端丢弃所有直到#2的输入，并更新状态，x = 12。没有未处理的输入需要回放，所以处理就到此结束，结果是正确的。</w:t>
+      </w:r>
+    </w:p>
+    <w:p>
+      <w:pPr>
+        <w:bidi w:val="0"/>
+        <w:rPr>
+          <w:rFonts w:hint="default"/>
+          <w:lang w:val="en-US" w:eastAsia="zh-CN"/>
+        </w:rPr>
+      </w:pPr>
+    </w:p>
+    <w:p>
+      <w:pPr>
         <w:numPr>
+          <w:ilvl w:val="0"/>
           <w:numId w:val="0"/>
         </w:numPr>
         <w:bidi w:val="0"/>
@@ -935,6 +1417,7 @@
     <w:p>
       <w:pPr>
         <w:numPr>
+          <w:ilvl w:val="0"/>
           <w:numId w:val="0"/>
         </w:numPr>
         <w:bidi w:val="0"/>
@@ -943,32 +1426,215 @@
           <w:lang w:val="en-US" w:eastAsia="zh-CN"/>
         </w:rPr>
       </w:pPr>
-    </w:p>
-    <w:p>
-      <w:pPr>
-        <w:numPr>
-          <w:numId w:val="0"/>
-        </w:numPr>
-        <w:bidi w:val="0"/>
-        <w:rPr>
-          <w:rFonts w:hint="default"/>
-          <w:lang w:val="en-US" w:eastAsia="zh-CN"/>
-        </w:rPr>
-      </w:pPr>
-    </w:p>
-    <w:p>
-      <w:pPr>
-        <w:numPr>
-          <w:numId w:val="0"/>
-        </w:numPr>
-        <w:bidi w:val="0"/>
-        <w:rPr>
-          <w:rFonts w:hint="default"/>
-          <w:lang w:val="en-US" w:eastAsia="zh-CN"/>
-        </w:rPr>
-      </w:pPr>
       <w:bookmarkStart w:id="0" w:name="_GoBack"/>
       <w:bookmarkEnd w:id="0"/>
+    </w:p>
+    <w:p>
+      <w:pPr>
+        <w:pStyle w:val="28"/>
+        <w:bidi w:val="0"/>
+        <w:rPr>
+          <w:rFonts w:hint="default"/>
+          <w:lang w:val="en-US" w:eastAsia="zh-CN"/>
+        </w:rPr>
+      </w:pPr>
+      <w:r>
+        <w:rPr>
+          <w:rFonts w:hint="eastAsia"/>
+          <w:lang w:val="en-US" w:eastAsia="zh-CN"/>
+        </w:rPr>
+        <w:t>1.4 测试阶段相关(这里更多像是日志，后面可以删)</w:t>
+      </w:r>
+    </w:p>
+    <w:p>
+      <w:pPr>
+        <w:pStyle w:val="29"/>
+        <w:bidi w:val="0"/>
+        <w:rPr>
+          <w:rFonts w:hint="eastAsia"/>
+          <w:lang w:val="en-US" w:eastAsia="zh-CN"/>
+        </w:rPr>
+      </w:pPr>
+      <w:r>
+        <w:rPr>
+          <w:rFonts w:hint="eastAsia"/>
+          <w:lang w:val="en-US" w:eastAsia="zh-CN"/>
+        </w:rPr>
+        <w:t>1.4.1 本地回环测试（AI生成的）</w:t>
+      </w:r>
+    </w:p>
+    <w:p>
+      <w:pPr>
+        <w:bidi w:val="0"/>
+        <w:rPr>
+          <w:rFonts w:hint="eastAsia"/>
+          <w:lang w:val="en-US" w:eastAsia="zh-CN"/>
+        </w:rPr>
+      </w:pPr>
+      <w:r>
+        <w:rPr>
+          <w:rFonts w:hint="eastAsia"/>
+          <w:lang w:val="en-US" w:eastAsia="zh-CN"/>
+        </w:rPr>
+        <w:t>第一阶段：纯包驱动测试（你说的那种）</w:t>
+      </w:r>
+    </w:p>
+    <w:p>
+      <w:pPr>
+        <w:bidi w:val="0"/>
+        <w:rPr>
+          <w:rFonts w:hint="eastAsia"/>
+          <w:lang w:val="en-US" w:eastAsia="zh-CN"/>
+        </w:rPr>
+      </w:pPr>
+      <w:r>
+        <w:rPr>
+          <w:rFonts w:hint="eastAsia"/>
+          <w:lang w:val="en-US" w:eastAsia="zh-CN"/>
+        </w:rPr>
+        <w:t>在这个阶段，你要把客户端变成一个**“完全听指令的木偶”**。</w:t>
+      </w:r>
+    </w:p>
+    <w:p>
+      <w:pPr>
+        <w:bidi w:val="0"/>
+        <w:rPr>
+          <w:rFonts w:hint="eastAsia"/>
+          <w:lang w:val="en-US" w:eastAsia="zh-CN"/>
+        </w:rPr>
+      </w:pPr>
+    </w:p>
+    <w:p>
+      <w:pPr>
+        <w:bidi w:val="0"/>
+        <w:rPr>
+          <w:rFonts w:hint="eastAsia"/>
+          <w:lang w:val="en-US" w:eastAsia="zh-CN"/>
+        </w:rPr>
+      </w:pPr>
+      <w:r>
+        <w:rPr>
+          <w:rFonts w:hint="eastAsia"/>
+          <w:lang w:val="en-US" w:eastAsia="zh-CN"/>
+        </w:rPr>
+        <w:t>做法：你在 Unity 里写一个临时的 MockNetwork.cs（假网络层）。当你按下方向键，本地的小人绝对不要动，而是把 PLAYER_INPUT_CMD 发给这个假网络层。假网络层模拟服务器，把坐标 +1，然后瞬间通过 MATCH_SNAPSHOT_PUSH 塞回给客户端。客户端收到这个快照，才去更新小人的位置。</w:t>
+      </w:r>
+    </w:p>
+    <w:p>
+      <w:pPr>
+        <w:bidi w:val="0"/>
+        <w:rPr>
+          <w:rFonts w:hint="eastAsia"/>
+          <w:lang w:val="en-US" w:eastAsia="zh-CN"/>
+        </w:rPr>
+      </w:pPr>
+    </w:p>
+    <w:p>
+      <w:pPr>
+        <w:bidi w:val="0"/>
+        <w:rPr>
+          <w:rFonts w:hint="eastAsia"/>
+          <w:lang w:val="en-US" w:eastAsia="zh-CN"/>
+        </w:rPr>
+      </w:pPr>
+      <w:r>
+        <w:rPr>
+          <w:rFonts w:hint="eastAsia"/>
+          <w:lang w:val="en-US" w:eastAsia="zh-CN"/>
+        </w:rPr>
+        <w:t>意义：这是最痛苦但也最关键的一步。只要这一步走通了，证明你的**“数据封包 -&gt; 派发 -&gt; 拆包 -&gt; 渲染”**整条管线是完美的！没有任何本地逻辑在偷偷起作用。</w:t>
+      </w:r>
+    </w:p>
+    <w:p>
+      <w:pPr>
+        <w:bidi w:val="0"/>
+        <w:rPr>
+          <w:rFonts w:hint="eastAsia"/>
+          <w:lang w:val="en-US" w:eastAsia="zh-CN"/>
+        </w:rPr>
+      </w:pPr>
+    </w:p>
+    <w:p>
+      <w:pPr>
+        <w:bidi w:val="0"/>
+        <w:rPr>
+          <w:rFonts w:hint="eastAsia"/>
+          <w:lang w:val="en-US" w:eastAsia="zh-CN"/>
+        </w:rPr>
+      </w:pPr>
+      <w:r>
+        <w:rPr>
+          <w:rFonts w:hint="eastAsia"/>
+          <w:lang w:val="en-US" w:eastAsia="zh-CN"/>
+        </w:rPr>
+        <w:t>第二阶段：联调与“房间广播”</w:t>
+      </w:r>
+    </w:p>
+    <w:p>
+      <w:pPr>
+        <w:bidi w:val="0"/>
+        <w:rPr>
+          <w:rFonts w:hint="eastAsia"/>
+          <w:lang w:val="en-US" w:eastAsia="zh-CN"/>
+        </w:rPr>
+      </w:pPr>
+      <w:r>
+        <w:rPr>
+          <w:rFonts w:hint="eastAsia"/>
+          <w:lang w:val="en-US" w:eastAsia="zh-CN"/>
+        </w:rPr>
+        <w:t>等到你同学的 Python 服务器写好了，你把那个 MockNetwork 替换成真正的 WebSocket 连接。</w:t>
+      </w:r>
+    </w:p>
+    <w:p>
+      <w:pPr>
+        <w:bidi w:val="0"/>
+        <w:rPr>
+          <w:rFonts w:hint="eastAsia"/>
+          <w:lang w:val="en-US" w:eastAsia="zh-CN"/>
+        </w:rPr>
+      </w:pPr>
+      <w:r>
+        <w:rPr>
+          <w:rFonts w:hint="eastAsia"/>
+          <w:lang w:val="en-US" w:eastAsia="zh-CN"/>
+        </w:rPr>
+        <w:t>做法：此时，服务器就像你说的，会把计算好的状态广播给房间里的所有人（包括你自己）。</w:t>
+      </w:r>
+    </w:p>
+    <w:p>
+      <w:pPr>
+        <w:bidi w:val="0"/>
+        <w:rPr>
+          <w:rFonts w:hint="default"/>
+          <w:lang w:val="en-US" w:eastAsia="zh-CN"/>
+        </w:rPr>
+      </w:pPr>
+      <w:r>
+        <w:rPr>
+          <w:rFonts w:hint="eastAsia"/>
+          <w:lang w:val="en-US" w:eastAsia="zh-CN"/>
+        </w:rPr>
+        <w:t>关于“看得到的人”：既然咱们是 4 人的单房间小对局，你根本不需要做复杂的 AOI（视野管理，Area of Interest）。服务器直接简单粗暴地把 4 个人的坐标打包成一个数组，全量广播给这 4 个客户端就行，极大地降低了你们的开发难度。</w:t>
+      </w:r>
+    </w:p>
+    <w:p>
+      <w:pPr>
+        <w:bidi w:val="0"/>
+        <w:rPr>
+          <w:rFonts w:hint="eastAsia"/>
+          <w:lang w:val="en-US" w:eastAsia="zh-CN"/>
+        </w:rPr>
+      </w:pPr>
+    </w:p>
+    <w:p>
+      <w:pPr>
+        <w:bidi w:val="0"/>
+        <w:rPr>
+          <w:rFonts w:hint="default"/>
+          <w:lang w:val="en-US" w:eastAsia="zh-CN"/>
+        </w:rPr>
+      </w:pPr>
     </w:p>
     <w:sectPr>
       <w:pgSz w:w="11906" w:h="16838"/>
